--- a/assets/template_thanh_ly.docx
+++ b/assets/template_thanh_ly.docx
@@ -850,7 +850,7 @@
           <w:sz w:val="28"/>
           <w:szCs w:val="28"/>
         </w:rPr>
-        <w:t>SO_HOP_DONG</w:t>
+        <w:t>SO_BBNT</w:t>
       </w:r>
       <w:r>
         <w:rPr>

--- a/assets/template_thanh_ly.docx
+++ b/assets/template_thanh_ly.docx
@@ -253,22 +253,8 @@
           <w:szCs w:val="28"/>
         </w:rPr>
         <w:t>CCDC số : {{CCCD_HV}} ;</w:t>
-      </w:r>
-      <w:r>
-        <w:rPr>
-          <w:rFonts w:ascii="Times New Roman" w:hAnsi="Times New Roman" w:cs="Times New Roman"/>
-          <w:sz w:val="28"/>
-          <w:szCs w:val="28"/>
-        </w:rPr>
         <w:tab/>
         <w:t xml:space="preserve"> Ngày cấp : {{NGAY_CAP_HV}};</w:t>
-      </w:r>
-      <w:r>
-        <w:rPr>
-          <w:rFonts w:ascii="Times New Roman" w:hAnsi="Times New Roman" w:cs="Times New Roman"/>
-          <w:sz w:val="28"/>
-          <w:szCs w:val="28"/>
-        </w:rPr>
         <w:tab/>
       </w:r>
     </w:p>
@@ -840,27 +826,7 @@
           <w:sz w:val="28"/>
           <w:szCs w:val="28"/>
         </w:rPr>
-        <w:t>{{</w:t>
-      </w:r>
-      <w:r>
-        <w:rPr>
-          <w:rFonts w:ascii="Times New Roman" w:hAnsi="Times New Roman" w:cs="Times New Roman"/>
-          <w:i/>
-          <w:iCs/>
-          <w:sz w:val="28"/>
-          <w:szCs w:val="28"/>
-        </w:rPr>
-        <w:t>SO_BBNT</w:t>
-      </w:r>
-      <w:r>
-        <w:rPr>
-          <w:rFonts w:ascii="Times New Roman" w:hAnsi="Times New Roman" w:cs="Times New Roman"/>
-          <w:i/>
-          <w:iCs/>
-          <w:sz w:val="28"/>
-          <w:szCs w:val="28"/>
-        </w:rPr>
-        <w:t>}}</w:t>
+        <w:t>{{SO_HOP_DONG}}</w:t>
       </w:r>
       <w:r>
         <w:rPr>
@@ -868,7 +834,7 @@
           <w:sz w:val="28"/>
           <w:szCs w:val="28"/>
         </w:rPr>
-        <w:t>, Bên B có trách nhiệm thanh toán 100% giá trị Hợp đồng theo 3 giai đoạn.</w:t>
+        <w:t>, Bên B có trách nhiệm thanh toán 100% giá trị Hợp đồng theo {{SO_GIAI_DOAN}} giai đoạn.</w:t>
       </w:r>
     </w:p>
     <w:p>
@@ -1100,6 +1066,14 @@
                 <w:szCs w:val="28"/>
               </w:rPr>
             </w:pPr>
+            <w:r>
+              <w:rPr>
+                <w:rFonts w:ascii="Times New Roman" w:eastAsia="Times New Roman" w:hAnsi="Times New Roman" w:cs="Times New Roman"/>
+                <w:sz w:val="28"/>
+                <w:szCs w:val="28"/>
+              </w:rPr>
+              <w:t>{{GD1_NGAY}}</w:t>
+            </w:r>
           </w:p>
         </w:tc>
       </w:tr>
@@ -1127,6 +1101,85 @@
               <w:t>Giai đoạn 2</w:t>
             </w:r>
           </w:p>
+        </w:tc>
+        <w:tc>
+          <w:tcPr>
+            <w:tcW w:w="3060" w:type="dxa"/>
+          </w:tcPr>
+          <w:p>
+            <w:pPr>
+              <w:spacing w:line="276" w:lineRule="auto"/>
+              <w:outlineLvl w:val="2"/>
+              <w:rPr>
+                <w:rFonts w:ascii="Times New Roman" w:eastAsia="Times New Roman" w:hAnsi="Times New Roman" w:cs="Times New Roman"/>
+                <w:sz w:val="28"/>
+                <w:szCs w:val="28"/>
+              </w:rPr>
+            </w:pPr>
+            <w:r>
+              <w:rPr>
+                <w:rFonts w:ascii="Times New Roman" w:eastAsia="Times New Roman" w:hAnsi="Times New Roman" w:cs="Times New Roman"/>
+                <w:sz w:val="28"/>
+                <w:szCs w:val="28"/>
+              </w:rPr>
+              <w:t>{{GD2_TIEN}}</w:t>
+            </w:r>
+          </w:p>
+        </w:tc>
+        <w:tc>
+          <w:tcPr>
+            <w:tcW w:w="2430" w:type="dxa"/>
+          </w:tcPr>
+          <w:p>
+            <w:pPr>
+              <w:spacing w:line="276" w:lineRule="auto"/>
+              <w:outlineLvl w:val="2"/>
+              <w:rPr>
+                <w:rFonts w:ascii="Times New Roman" w:eastAsia="Times New Roman" w:hAnsi="Times New Roman" w:cs="Times New Roman"/>
+                <w:sz w:val="28"/>
+                <w:szCs w:val="28"/>
+              </w:rPr>
+            </w:pPr>
+            <w:r>
+              <w:rPr>
+                <w:rFonts w:ascii="Times New Roman" w:eastAsia="Times New Roman" w:hAnsi="Times New Roman" w:cs="Times New Roman"/>
+                <w:sz w:val="28"/>
+                <w:szCs w:val="28"/>
+              </w:rPr>
+              <w:t>Đã thanh toán</w:t>
+            </w:r>
+          </w:p>
+        </w:tc>
+        <w:tc>
+          <w:tcPr>
+            <w:tcW w:w="2250" w:type="dxa"/>
+          </w:tcPr>
+          <w:p>
+            <w:pPr>
+              <w:spacing w:line="276" w:lineRule="auto"/>
+              <w:outlineLvl w:val="2"/>
+              <w:rPr>
+                <w:rFonts w:ascii="Times New Roman" w:eastAsia="Times New Roman" w:hAnsi="Times New Roman" w:cs="Times New Roman"/>
+                <w:sz w:val="28"/>
+                <w:szCs w:val="28"/>
+              </w:rPr>
+            </w:pPr>
+            <w:r>
+              <w:rPr>
+                <w:rFonts w:ascii="Times New Roman" w:eastAsia="Times New Roman" w:hAnsi="Times New Roman" w:cs="Times New Roman"/>
+                <w:sz w:val="28"/>
+                <w:szCs w:val="28"/>
+              </w:rPr>
+              <w:t>{{GD2_NGAY}}</w:t>
+            </w:r>
+          </w:p>
+        </w:tc>
+      </w:tr>
+      <w:tr>
+        <w:tc>
+          <w:tcPr>
+            <w:tcW w:w="1705" w:type="dxa"/>
+          </w:tcPr>
           <w:p>
             <w:pPr>
               <w:spacing w:line="276" w:lineRule="auto"/>
@@ -1167,25 +1220,6 @@
                 <w:sz w:val="28"/>
                 <w:szCs w:val="28"/>
               </w:rPr>
-              <w:t>{{GD2_TIEN}}</w:t>
-            </w:r>
-          </w:p>
-          <w:p>
-            <w:pPr>
-              <w:spacing w:line="276" w:lineRule="auto"/>
-              <w:outlineLvl w:val="2"/>
-              <w:rPr>
-                <w:rFonts w:ascii="Times New Roman" w:eastAsia="Times New Roman" w:hAnsi="Times New Roman" w:cs="Times New Roman"/>
-                <w:sz w:val="28"/>
-                <w:szCs w:val="28"/>
-              </w:rPr>
-            </w:pPr>
-            <w:r>
-              <w:rPr>
-                <w:rFonts w:ascii="Times New Roman" w:eastAsia="Times New Roman" w:hAnsi="Times New Roman" w:cs="Times New Roman"/>
-                <w:sz w:val="28"/>
-                <w:szCs w:val="28"/>
-              </w:rPr>
               <w:t>{{GD3_TIEN}}</w:t>
             </w:r>
           </w:p>
@@ -1213,6 +1247,85 @@
               <w:t>Đã thanh toán</w:t>
             </w:r>
           </w:p>
+        </w:tc>
+        <w:tc>
+          <w:tcPr>
+            <w:tcW w:w="2250" w:type="dxa"/>
+          </w:tcPr>
+          <w:p>
+            <w:pPr>
+              <w:spacing w:line="276" w:lineRule="auto"/>
+              <w:outlineLvl w:val="2"/>
+              <w:rPr>
+                <w:rFonts w:ascii="Times New Roman" w:eastAsia="Times New Roman" w:hAnsi="Times New Roman" w:cs="Times New Roman"/>
+                <w:sz w:val="28"/>
+                <w:szCs w:val="28"/>
+              </w:rPr>
+            </w:pPr>
+            <w:r>
+              <w:rPr>
+                <w:rFonts w:ascii="Times New Roman" w:eastAsia="Times New Roman" w:hAnsi="Times New Roman" w:cs="Times New Roman"/>
+                <w:sz w:val="28"/>
+                <w:szCs w:val="28"/>
+              </w:rPr>
+              <w:t>{{GD3_NGAY}}</w:t>
+            </w:r>
+          </w:p>
+        </w:tc>
+      </w:tr>
+      <w:tr>
+        <w:tc>
+          <w:tcPr>
+            <w:tcW w:w="1705" w:type="dxa"/>
+          </w:tcPr>
+          <w:p>
+            <w:pPr>
+              <w:spacing w:line="276" w:lineRule="auto"/>
+              <w:outlineLvl w:val="2"/>
+              <w:rPr>
+                <w:rFonts w:ascii="Times New Roman" w:eastAsia="Times New Roman" w:hAnsi="Times New Roman" w:cs="Times New Roman"/>
+                <w:sz w:val="28"/>
+                <w:szCs w:val="28"/>
+              </w:rPr>
+            </w:pPr>
+            <w:r>
+              <w:rPr>
+                <w:rFonts w:ascii="Times New Roman" w:eastAsia="Times New Roman" w:hAnsi="Times New Roman" w:cs="Times New Roman"/>
+                <w:sz w:val="28"/>
+                <w:szCs w:val="28"/>
+              </w:rPr>
+              <w:t>Giai đoạn 4</w:t>
+            </w:r>
+          </w:p>
+        </w:tc>
+        <w:tc>
+          <w:tcPr>
+            <w:tcW w:w="3060" w:type="dxa"/>
+          </w:tcPr>
+          <w:p>
+            <w:pPr>
+              <w:spacing w:line="276" w:lineRule="auto"/>
+              <w:outlineLvl w:val="2"/>
+              <w:rPr>
+                <w:rFonts w:ascii="Times New Roman" w:eastAsia="Times New Roman" w:hAnsi="Times New Roman" w:cs="Times New Roman"/>
+                <w:sz w:val="28"/>
+                <w:szCs w:val="28"/>
+              </w:rPr>
+            </w:pPr>
+            <w:r>
+              <w:rPr>
+                <w:rFonts w:ascii="Times New Roman" w:eastAsia="Times New Roman" w:hAnsi="Times New Roman" w:cs="Times New Roman"/>
+                <w:sz w:val="28"/>
+                <w:szCs w:val="28"/>
+              </w:rPr>
+              <w:t>{{GD4_TIEN}}</w:t>
+            </w:r>
+          </w:p>
+        </w:tc>
+        <w:tc>
+          <w:tcPr>
+            <w:tcW w:w="2430" w:type="dxa"/>
+          </w:tcPr>
           <w:p>
             <w:pPr>
               <w:spacing w:line="276" w:lineRule="auto"/>
@@ -1247,6 +1360,112 @@
                 <w:szCs w:val="28"/>
               </w:rPr>
             </w:pPr>
+            <w:r>
+              <w:rPr>
+                <w:rFonts w:ascii="Times New Roman" w:eastAsia="Times New Roman" w:hAnsi="Times New Roman" w:cs="Times New Roman"/>
+                <w:sz w:val="28"/>
+                <w:szCs w:val="28"/>
+              </w:rPr>
+              <w:t>{{GD4_NGAY}}</w:t>
+            </w:r>
+          </w:p>
+        </w:tc>
+      </w:tr>
+      <w:tr>
+        <w:tc>
+          <w:tcPr>
+            <w:tcW w:w="1705" w:type="dxa"/>
+          </w:tcPr>
+          <w:p>
+            <w:pPr>
+              <w:spacing w:line="276" w:lineRule="auto"/>
+              <w:outlineLvl w:val="2"/>
+              <w:rPr>
+                <w:rFonts w:ascii="Times New Roman" w:eastAsia="Times New Roman" w:hAnsi="Times New Roman" w:cs="Times New Roman"/>
+                <w:sz w:val="28"/>
+                <w:szCs w:val="28"/>
+              </w:rPr>
+            </w:pPr>
+            <w:r>
+              <w:rPr>
+                <w:rFonts w:ascii="Times New Roman" w:eastAsia="Times New Roman" w:hAnsi="Times New Roman" w:cs="Times New Roman"/>
+                <w:sz w:val="28"/>
+                <w:szCs w:val="28"/>
+              </w:rPr>
+              <w:t>Giai đoạn 5</w:t>
+            </w:r>
+          </w:p>
+        </w:tc>
+        <w:tc>
+          <w:tcPr>
+            <w:tcW w:w="3060" w:type="dxa"/>
+          </w:tcPr>
+          <w:p>
+            <w:pPr>
+              <w:spacing w:line="276" w:lineRule="auto"/>
+              <w:outlineLvl w:val="2"/>
+              <w:rPr>
+                <w:rFonts w:ascii="Times New Roman" w:eastAsia="Times New Roman" w:hAnsi="Times New Roman" w:cs="Times New Roman"/>
+                <w:sz w:val="28"/>
+                <w:szCs w:val="28"/>
+              </w:rPr>
+            </w:pPr>
+            <w:r>
+              <w:rPr>
+                <w:rFonts w:ascii="Times New Roman" w:eastAsia="Times New Roman" w:hAnsi="Times New Roman" w:cs="Times New Roman"/>
+                <w:sz w:val="28"/>
+                <w:szCs w:val="28"/>
+              </w:rPr>
+              <w:t>{{GD5_TIEN}}</w:t>
+            </w:r>
+          </w:p>
+        </w:tc>
+        <w:tc>
+          <w:tcPr>
+            <w:tcW w:w="2430" w:type="dxa"/>
+          </w:tcPr>
+          <w:p>
+            <w:pPr>
+              <w:spacing w:line="276" w:lineRule="auto"/>
+              <w:outlineLvl w:val="2"/>
+              <w:rPr>
+                <w:rFonts w:ascii="Times New Roman" w:eastAsia="Times New Roman" w:hAnsi="Times New Roman" w:cs="Times New Roman"/>
+                <w:sz w:val="28"/>
+                <w:szCs w:val="28"/>
+              </w:rPr>
+            </w:pPr>
+            <w:r>
+              <w:rPr>
+                <w:rFonts w:ascii="Times New Roman" w:eastAsia="Times New Roman" w:hAnsi="Times New Roman" w:cs="Times New Roman"/>
+                <w:sz w:val="28"/>
+                <w:szCs w:val="28"/>
+              </w:rPr>
+              <w:t>Đã thanh toán</w:t>
+            </w:r>
+          </w:p>
+        </w:tc>
+        <w:tc>
+          <w:tcPr>
+            <w:tcW w:w="2250" w:type="dxa"/>
+          </w:tcPr>
+          <w:p>
+            <w:pPr>
+              <w:spacing w:line="276" w:lineRule="auto"/>
+              <w:outlineLvl w:val="2"/>
+              <w:rPr>
+                <w:rFonts w:ascii="Times New Roman" w:eastAsia="Times New Roman" w:hAnsi="Times New Roman" w:cs="Times New Roman"/>
+                <w:sz w:val="28"/>
+                <w:szCs w:val="28"/>
+              </w:rPr>
+            </w:pPr>
+            <w:r>
+              <w:rPr>
+                <w:rFonts w:ascii="Times New Roman" w:eastAsia="Times New Roman" w:hAnsi="Times New Roman" w:cs="Times New Roman"/>
+                <w:sz w:val="28"/>
+                <w:szCs w:val="28"/>
+              </w:rPr>
+              <w:t>{{GD5_NGAY}}</w:t>
+            </w:r>
           </w:p>
         </w:tc>
       </w:tr>
